--- a/Rapport.docx
+++ b/Rapport.docx
@@ -7,11 +7,13 @@
         <w:pStyle w:val="Titre"/>
         <w:rPr>
           <w:rStyle w:val="Accentuationintense"/>
+          <w:lang w:val="fr-FR"/>
         </w:rPr>
       </w:pPr>
       <w:r>
         <w:rPr>
           <w:rStyle w:val="Accentuationintense"/>
+          <w:lang w:val="fr-FR"/>
         </w:rPr>
         <w:t>PROJET DE SYSTÈMES RÉPARTIS</w:t>
       </w:r>
@@ -197,6 +199,37 @@
           <w:lang w:val="fr-FR"/>
         </w:rPr>
         <w:t>Conception et implémentation d’un système distribué de supervision réseau</w:t>
+      </w:r>
+    </w:p>
+    <w:p>
+      <w:pPr>
+        <w:rPr>
+          <w:rFonts w:asciiTheme="majorHAnsi" w:hAnsiTheme="majorHAnsi" w:cstheme="majorHAnsi"/>
+          <w:lang w:val="fr-FR"/>
+        </w:rPr>
+      </w:pPr>
+      <w:r>
+        <w:rPr>
+          <w:rFonts w:asciiTheme="majorHAnsi" w:hAnsiTheme="majorHAnsi" w:cstheme="majorHAnsi"/>
+          <w:b/>
+          <w:bCs/>
+          <w:lang w:val="fr-FR"/>
+        </w:rPr>
+        <w:t>URL Dépôt GITHUB</w:t>
+      </w:r>
+      <w:r>
+        <w:rPr>
+          <w:rFonts w:asciiTheme="majorHAnsi" w:hAnsiTheme="majorHAnsi" w:cstheme="majorHAnsi"/>
+          <w:lang w:val="fr-FR"/>
+        </w:rPr>
+        <w:t xml:space="preserve"> : </w:t>
+      </w:r>
+      <w:r>
+        <w:rPr>
+          <w:rFonts w:asciiTheme="majorHAnsi" w:hAnsiTheme="majorHAnsi" w:cstheme="majorHAnsi"/>
+          <w:lang w:val="fr-FR"/>
+        </w:rPr>
+        <w:t>https://github.com/abdielzinsou1/Rapport_systeme_repartis/</w:t>
       </w:r>
       <w:r>
         <w:rPr>
@@ -459,7 +492,6 @@
         <w:rPr>
           <w:lang w:val="fr-FR"/>
         </w:rPr>
-        <w:lastRenderedPageBreak/>
         <w:t>Introduction</w:t>
       </w:r>
     </w:p>
@@ -1000,6 +1032,7 @@
         <w:ind w:left="720"/>
       </w:pPr>
       <w:r>
+        <w:lastRenderedPageBreak/>
         <w:t xml:space="preserve">Java </w:t>
       </w:r>
       <w:proofErr w:type="spellStart"/>
@@ -1027,7 +1060,6 @@
         <w:rPr>
           <w:lang w:val="fr-FR"/>
         </w:rPr>
-        <w:lastRenderedPageBreak/>
         <w:t xml:space="preserve">PS C:\Users\Lenovo\Desktop\Dossier Perso\UNCHK\M1 SRIV\Systèmes Répartis\Monitoring&gt; </w:t>
       </w:r>
       <w:proofErr w:type="spellStart"/>
@@ -1785,6 +1817,9 @@
     <w:p>
       <w:pPr>
         <w:pStyle w:val="Paragraphedeliste"/>
+        <w:rPr>
+          <w:lang w:val="fr-FR"/>
+        </w:rPr>
       </w:pPr>
     </w:p>
     <w:p>
@@ -1805,13 +1840,7 @@
         <w:pStyle w:val="Paragraphedeliste"/>
       </w:pPr>
       <w:r>
-        <w:t>OpenJDK Runtime Environment (build 17.0.18+8-</w:t>
-      </w:r>
-      <w:r>
-        <w:t xml:space="preserve"> </w:t>
-      </w:r>
-      <w:r>
-        <w:t>vm2@vm2-</w:t>
+        <w:t>OpenJDK Runtime Environment (build 17.0.18+8- vm2@vm2-</w:t>
       </w:r>
       <w:proofErr w:type="gramStart"/>
       <w:r>
@@ -1819,13 +1848,7 @@
       </w:r>
       <w:proofErr w:type="gramEnd"/>
       <w:r>
-        <w:t>$ java --version</w:t>
-      </w:r>
-      <w:r>
-        <w:t xml:space="preserve"> </w:t>
-      </w:r>
-      <w:r>
-        <w:t>Ubuntu-124.04.1)</w:t>
+        <w:t>$ java --version Ubuntu-124.04.1)</w:t>
       </w:r>
     </w:p>
     <w:p>
@@ -1989,7 +2012,6 @@
         <w:pStyle w:val="Paragraphedeliste"/>
       </w:pPr>
       <w:r>
-        <w:lastRenderedPageBreak/>
         <w:t>vm1@vm1-</w:t>
       </w:r>
       <w:proofErr w:type="gramStart"/>
@@ -2014,10 +2036,7 @@
       </w:r>
       <w:proofErr w:type="gramEnd"/>
       <w:r>
-        <w:t xml:space="preserve">/Bureau/monitoring-agent$ </w:t>
-      </w:r>
-      <w:r>
-        <w:t>touch A</w:t>
+        <w:t>/Bureau/monitoring-agent$ touch A</w:t>
       </w:r>
       <w:r>
         <w:t>gentMain.java</w:t>
@@ -2604,13 +2623,7 @@
         <w:rPr>
           <w:lang w:val="fr-FR"/>
         </w:rPr>
-        <w:t>/Bureau/monitoring-agent$</w:t>
-      </w:r>
-      <w:r>
-        <w:rPr>
-          <w:lang w:val="fr-FR"/>
-        </w:rPr>
-        <w:t xml:space="preserve"> </w:t>
+        <w:t xml:space="preserve">/Bureau/monitoring-agent$ </w:t>
       </w:r>
       <w:r>
         <w:rPr>
@@ -2694,63 +2707,28 @@
     <w:p>
       <w:pPr>
         <w:pStyle w:val="Paragraphedeliste"/>
-        <w:rPr>
-          <w:lang w:val="fr-FR"/>
-        </w:rPr>
-      </w:pPr>
+      </w:pPr>
+      <w:r>
+        <w:t>vm2@vm2-</w:t>
+      </w:r>
       <w:proofErr w:type="gramStart"/>
       <w:r>
-        <w:rPr>
-          <w:lang w:val="fr-FR"/>
-        </w:rPr>
-        <w:t>vm</w:t>
+        <w:t>VirtualBox:~</w:t>
       </w:r>
       <w:proofErr w:type="gramEnd"/>
       <w:r>
-        <w:rPr>
-          <w:lang w:val="fr-FR"/>
-        </w:rPr>
-        <w:t>2@vm2-</w:t>
-      </w:r>
-      <w:proofErr w:type="gramStart"/>
-      <w:r>
-        <w:rPr>
-          <w:lang w:val="fr-FR"/>
-        </w:rPr>
-        <w:t>VirtualBox:~</w:t>
-      </w:r>
-      <w:proofErr w:type="gramEnd"/>
-      <w:r>
-        <w:rPr>
-          <w:lang w:val="fr-FR"/>
-        </w:rPr>
         <w:t>/Bureau/</w:t>
       </w:r>
       <w:proofErr w:type="spellStart"/>
       <w:r>
-        <w:rPr>
-          <w:lang w:val="fr-FR"/>
-        </w:rPr>
-        <w:t>monitoring-agent$</w:t>
-      </w:r>
-      <w:r>
-        <w:rPr>
-          <w:lang w:val="fr-FR"/>
-        </w:rPr>
-        <w:t>java</w:t>
+        <w:t>monitoring-agent$java</w:t>
       </w:r>
       <w:proofErr w:type="spellEnd"/>
       <w:r>
-        <w:rPr>
-          <w:lang w:val="fr-FR"/>
-        </w:rPr>
         <w:t xml:space="preserve"> </w:t>
       </w:r>
       <w:proofErr w:type="spellStart"/>
       <w:r>
-        <w:rPr>
-          <w:lang w:val="fr-FR"/>
-        </w:rPr>
         <w:t>AgentMain</w:t>
       </w:r>
       <w:proofErr w:type="spellEnd"/>
@@ -2758,9 +2736,6 @@
     <w:p>
       <w:pPr>
         <w:pStyle w:val="Paragraphedeliste"/>
-        <w:rPr>
-          <w:lang w:val="fr-FR"/>
-        </w:rPr>
       </w:pPr>
     </w:p>
     <w:p>
@@ -2982,6 +2957,7 @@
         <w:pStyle w:val="Paragraphedeliste"/>
       </w:pPr>
       <w:r>
+        <w:lastRenderedPageBreak/>
         <w:t>Client connected</w:t>
       </w:r>
     </w:p>
@@ -3027,7 +3003,6 @@
         <w:pStyle w:val="Paragraphedeliste"/>
       </w:pPr>
       <w:r>
-        <w:lastRenderedPageBreak/>
         <w:t>Client connected</w:t>
       </w:r>
     </w:p>
@@ -3529,6 +3504,13 @@
           <w:lang w:val="fr-FR"/>
         </w:rPr>
         <w:br/>
+      </w:r>
+      <w:r>
+        <w:rPr>
+          <w:rFonts w:asciiTheme="majorHAnsi" w:hAnsiTheme="majorHAnsi" w:cstheme="majorHAnsi"/>
+          <w:lang w:val="fr-FR"/>
+        </w:rPr>
+        <w:lastRenderedPageBreak/>
         <w:t>- stocker les données dans la base de données</w:t>
       </w:r>
       <w:r>
@@ -5104,6 +5086,7 @@
   <w:style w:type="character" w:default="1" w:styleId="Policepardfaut">
     <w:name w:val="Default Paragraph Font"/>
     <w:uiPriority w:val="1"/>
+    <w:semiHidden/>
     <w:unhideWhenUsed/>
   </w:style>
   <w:style w:type="table" w:default="1" w:styleId="TableauNormal">
